--- a/claude/thesis_chapter/CHAPTER5_conclusions_FA.docx
+++ b/claude/thesis_chapter/CHAPTER5_conclusions_FA.docx
@@ -198,19 +198,43 @@
         <w:rPr>
           <w:rtl/>
         </w:rPr>
-        <w:t xml:space="preserve">محدود انتشار موج، فراجهش دما تا مقدار بی‌بعد ۱٫۴۱ در حالت مرجع و ۱٫۷۸ در</w:t>
-      </w:r>
-      <w:r>
-        <w:rPr>
-          <w:rtl/>
-        </w:rPr>
-        <w:t xml:space="preserve"> </w:t>
-      </w:r>
-      <w:r>
-        <w:rPr>
-          <w:rtl/>
-        </w:rPr>
-        <w:t xml:space="preserve">جدارهٔ نازک ایجاد می‌کند. تاریخچه‌های دما شکل مشخصهٔ «قله-قعر» ناشی از</w:t>
+        <w:t xml:space="preserve">محدود انتشار موج، امکان فراجهش دما (فراتر از واحد) را فراهم می‌کند؛ در حالت</w:t>
+      </w:r>
+      <w:r>
+        <w:rPr>
+          <w:rtl/>
+        </w:rPr>
+        <w:t xml:space="preserve"> </w:t>
+      </w:r>
+      <w:r>
+        <w:rPr>
+          <w:rtl/>
+        </w:rPr>
+        <w:t xml:space="preserve">مرجع بیشینهٔ دمای نقطهٔ میانی ۰٫۹۲۶ است و از واحد فراتر نمی‌رود، اما فراجهشِ</w:t>
+      </w:r>
+      <w:r>
+        <w:rPr>
+          <w:rtl/>
+        </w:rPr>
+        <w:t xml:space="preserve"> </w:t>
+      </w:r>
+      <w:r>
+        <w:rPr>
+          <w:rtl/>
+        </w:rPr>
+        <w:t xml:space="preserve">واقعی در حالت‌هایی مانند تخلخلِ V (۱٫۱۰۹) و کسر وزنیِ بالای گرافن (تا ۱٫۱۱۵)</w:t>
+      </w:r>
+      <w:r>
+        <w:rPr>
+          <w:rtl/>
+        </w:rPr>
+        <w:t xml:space="preserve"> </w:t>
+      </w:r>
+      <w:r>
+        <w:rPr>
+          <w:rtl/>
+        </w:rPr>
+        <w:t xml:space="preserve">دیده می‌شود. تاریخچه‌های دما شکل مشخصهٔ «قله-قعر» ناشی از</w:t>
       </w:r>
       <w:r>
         <w:rPr>
@@ -275,19 +299,19 @@
         <w:rPr>
           <w:rtl/>
         </w:rPr>
-        <w:t xml:space="preserve">(الگوی V) مطلوب‌ترین رفتار را می‌دهد و بیشینهٔ دما را حدود ۱۶ درصد کمتر از</w:t>
-      </w:r>
-      <w:r>
-        <w:rPr>
-          <w:rtl/>
-        </w:rPr>
-        <w:t xml:space="preserve"> </w:t>
-      </w:r>
-      <w:r>
-        <w:rPr>
-          <w:rtl/>
-        </w:rPr>
-        <w:t xml:space="preserve">حالت یکنواخت و تنش محیطی سطح داخلی را تا حدود ۵٫۵ برابر کوچک‌تر می‌کند. الگوی</w:t>
+        <w:t xml:space="preserve">(الگوی V) مطلوب‌ترین رفتار را می‌دهد و بیشینهٔ دما را حدود ۲۹ درصد کمتر از</w:t>
+      </w:r>
+      <w:r>
+        <w:rPr>
+          <w:rtl/>
+        </w:rPr>
+        <w:t xml:space="preserve"> </w:t>
+      </w:r>
+      <w:r>
+        <w:rPr>
+          <w:rtl/>
+        </w:rPr>
+        <w:t xml:space="preserve">حالت یکنواخت و تنش محیطی سطح داخلی را تا حدود ۳ برابر کوچک‌تر می‌کند. الگوی</w:t>
       </w:r>
       <w:r>
         <w:rPr>
@@ -340,7 +364,7 @@
         <w:rPr>
           <w:rtl/>
         </w:rPr>
-        <w:t xml:space="preserve">«سد حرارتی» عمل کرده و دمای سطح خارجی را تا حدود ۵٫۶ برابر کاهش می‌دهد، اما</w:t>
+        <w:t xml:space="preserve">«سد حرارتی» عمل کرده و دمای سطح خارجی را تا حدود ۸ برابر کاهش می‌دهد، اما</w:t>
       </w:r>
       <w:r>
         <w:rPr>
@@ -364,7 +388,7 @@
         <w:rPr>
           <w:rtl/>
         </w:rPr>
-        <w:t xml:space="preserve">داخلی متمرکز کرده و بزرگ‌ترین قلهٔ گذرای گروه (۱٫۶۱) را پدید می‌آورد.</w:t>
+        <w:t xml:space="preserve">داخلی متمرکز کرده و بزرگ‌ترین قلهٔ گذرای گروه (۱٫۱۱) را پدید می‌آورد.</w:t>
       </w:r>
     </w:p>
     <w:p>
@@ -431,7 +455,7 @@
           <w:bCs/>
           <w:rtl/>
         </w:rPr>
-        <w:t xml:space="preserve">۹ برابر</w:t>
+        <w:t xml:space="preserve">۲۶ برابر</w:t>
       </w:r>
       <w:r>
         <w:rPr>
@@ -455,31 +479,31 @@
         <w:rPr>
           <w:rtl/>
         </w:rPr>
-        <w:t xml:space="preserve">کاربردهای حفاظت حرارتی است. ماتریس کامل ۴×۴ نشان داد که الگوهای آینه‌ای V و A</w:t>
-      </w:r>
-      <w:r>
-        <w:rPr>
-          <w:rtl/>
-        </w:rPr>
-        <w:t xml:space="preserve"> </w:t>
-      </w:r>
-      <w:r>
-        <w:rPr>
-          <w:rtl/>
-        </w:rPr>
-        <w:t xml:space="preserve">می‌توانند هم‌افزا (V-گرافن با A-تخلخل → ۰٫۱۵) یا خنثی‌کننده (V-گرافن با</w:t>
-      </w:r>
-      <w:r>
-        <w:rPr>
-          <w:rtl/>
-        </w:rPr>
-        <w:t xml:space="preserve"> </w:t>
-      </w:r>
-      <w:r>
-        <w:rPr>
-          <w:rtl/>
-        </w:rPr>
-        <w:t xml:space="preserve">V-تخلخل → ۱٫۲۴) باشند؛ پس هم‌راستایی یا تقابل دو الگو تعیین‌کننده است.</w:t>
+        <w:t xml:space="preserve">کاربردهای حفاظت حرارتی است. ماتریس کامل ۵×۵ نشان داد که الگوهای آینه‌ای V و A</w:t>
+      </w:r>
+      <w:r>
+        <w:rPr>
+          <w:rtl/>
+        </w:rPr>
+        <w:t xml:space="preserve"> </w:t>
+      </w:r>
+      <w:r>
+        <w:rPr>
+          <w:rtl/>
+        </w:rPr>
+        <w:t xml:space="preserve">می‌توانند هم‌افزا (V-گرافن با A-تخلخل → ۰٫۰۳۴) یا خنثی‌کننده (V-گرافن با</w:t>
+      </w:r>
+      <w:r>
+        <w:rPr>
+          <w:rtl/>
+        </w:rPr>
+        <w:t xml:space="preserve"> </w:t>
+      </w:r>
+      <w:r>
+        <w:rPr>
+          <w:rtl/>
+        </w:rPr>
+        <w:t xml:space="preserve">V-تخلخل → ۰٫۶۹۲) باشند؛ پس هم‌راستایی یا تقابل دو الگو تعیین‌کننده است.</w:t>
       </w:r>
     </w:p>
     <w:p>
@@ -573,31 +597,43 @@
         <w:rPr>
           <w:rtl/>
         </w:rPr>
-        <w:t xml:space="preserve">در میان دو نسبت ابعادی، نسبت عرض به ضخامت اهرم غالب</w:t>
-      </w:r>
-      <w:r>
-        <w:rPr>
-          <w:rtl/>
-        </w:rPr>
-        <w:t xml:space="preserve"> </w:t>
-      </w:r>
-      <w:r>
-        <w:rPr>
-          <w:rtl/>
-        </w:rPr>
-        <w:t xml:space="preserve">تقویت است (حدود ۲۰ درصد تغییر تنش)، حال آنکه نسبت طول به عرض نقشی درجه دوم</w:t>
-      </w:r>
-      <w:r>
-        <w:rPr>
-          <w:rtl/>
-        </w:rPr>
-        <w:t xml:space="preserve"> </w:t>
-      </w:r>
-      <w:r>
-        <w:rPr>
-          <w:rtl/>
-        </w:rPr>
-        <w:t xml:space="preserve">دارد (حدود ۳ درصد تغییر دما).</w:t>
+        <w:t xml:space="preserve">در کسر وزنیِ مرجع (پایین)، هر دو نسبت ابعادی اثری</w:t>
+      </w:r>
+      <w:r>
+        <w:rPr>
+          <w:rtl/>
+        </w:rPr>
+        <w:t xml:space="preserve"> </w:t>
+      </w:r>
+      <w:r>
+        <w:rPr>
+          <w:rtl/>
+        </w:rPr>
+        <w:t xml:space="preserve">درجهٔ دوم دارند و نسبت عرض به ضخامت کم‌اثرترین است (تغییر تنش کمتر از ۲ درصد،</w:t>
+      </w:r>
+      <w:r>
+        <w:rPr>
+          <w:rtl/>
+        </w:rPr>
+        <w:t xml:space="preserve"> </w:t>
+      </w:r>
+      <w:r>
+        <w:rPr>
+          <w:rtl/>
+        </w:rPr>
+        <w:t xml:space="preserve">تغییر دما ناچیز)؛ تنها در کسرهای وزنیِ بالای گرافن، نسبت عرض به ضخامت به اهرمِ</w:t>
+      </w:r>
+      <w:r>
+        <w:rPr>
+          <w:rtl/>
+        </w:rPr>
+        <w:t xml:space="preserve"> </w:t>
+      </w:r>
+      <w:r>
+        <w:rPr>
+          <w:rtl/>
+        </w:rPr>
+        <w:t xml:space="preserve">غالبِ تقویت تبدیل می‌شود.</w:t>
       </w:r>
     </w:p>
     <w:p>
@@ -626,7 +662,7 @@
         <w:rPr>
           <w:rtl/>
         </w:rPr>
-        <w:t xml:space="preserve">حل کاملاً ممزوج، موج حرارتی را حدود ۸ درصد میرا</w:t>
+        <w:t xml:space="preserve">حل کاملاً ممزوج، موج حرارتی را حدود ۱ درصد میرا</w:t>
       </w:r>
       <w:r>
         <w:rPr>
@@ -727,19 +763,19 @@
         <w:rPr>
           <w:rtl/>
         </w:rPr>
-        <w:t xml:space="preserve">گیردار، انبساط محوریِ مسدودشده را به حدود ۳۵ درصد افزایش جابجایی شعاعی تبدیل</w:t>
-      </w:r>
-      <w:r>
-        <w:rPr>
-          <w:rtl/>
-        </w:rPr>
-        <w:t xml:space="preserve"> </w:t>
-      </w:r>
-      <w:r>
-        <w:rPr>
-          <w:rtl/>
-        </w:rPr>
-        <w:t xml:space="preserve">می‌کند و اثر تکیه‌گاه‌ها موضعی و محدود به نواحی انتهایی است؛ با بلندتر شدن</w:t>
+        <w:t xml:space="preserve">گیردار با مسدودکردنِ انبساط محوری، بیشینهٔ جابجایی شعاعیِ مقطع میانی را حدود</w:t>
+      </w:r>
+      <w:r>
+        <w:rPr>
+          <w:rtl/>
+        </w:rPr>
+        <w:t xml:space="preserve"> </w:t>
+      </w:r>
+      <w:r>
+        <w:rPr>
+          <w:rtl/>
+        </w:rPr>
+        <w:t xml:space="preserve">۹ درصد کاهش می‌دهد و اثر تکیه‌گاه‌ها موضعی و محدود به نواحی انتهایی است؛ با بلندتر شدن</w:t>
       </w:r>
       <w:r>
         <w:rPr>
@@ -780,7 +816,19 @@
         <w:rPr>
           <w:rtl/>
         </w:rPr>
-        <w:t xml:space="preserve">در بارگذاری پالس گاوسی، تئوری کلاسیک پاسخ تنش را حدود</w:t>
+        <w:t xml:space="preserve">در بارگذاری پالس گاوسی، تئوری کلاسیک بیشینهٔ دما را</w:t>
+      </w:r>
+      <w:r>
+        <w:rPr>
+          <w:rtl/>
+        </w:rPr>
+        <w:t xml:space="preserve"> </w:t>
+      </w:r>
+      <w:r>
+        <w:rPr>
+          <w:rtl/>
+        </w:rPr>
+        <w:t xml:space="preserve">حدود</w:t>
       </w:r>
       <w:r>
         <w:rPr>
@@ -794,31 +842,31 @@
           <w:bCs/>
           <w:rtl/>
         </w:rPr>
-        <w:t xml:space="preserve">۵۰ برابر</w:t>
-      </w:r>
-      <w:r>
-        <w:rPr>
-          <w:rtl/>
-        </w:rPr>
-        <w:t xml:space="preserve"> </w:t>
-      </w:r>
-      <w:r>
-        <w:rPr>
-          <w:rtl/>
-        </w:rPr>
-        <w:t xml:space="preserve">کم‌برآورد می‌کند؛ قوی‌ترین استدلال منفرد این پژوهش به سود تئوری</w:t>
-      </w:r>
-      <w:r>
-        <w:rPr>
-          <w:rtl/>
-        </w:rPr>
-        <w:t xml:space="preserve"> </w:t>
-      </w:r>
-      <w:r>
-        <w:rPr>
-          <w:rtl/>
-        </w:rPr>
-        <w:t xml:space="preserve">تعمیم‌یافته.</w:t>
+        <w:t xml:space="preserve">۲٫۵ برابر</w:t>
+      </w:r>
+      <w:r>
+        <w:rPr>
+          <w:rtl/>
+        </w:rPr>
+        <w:t xml:space="preserve"> </w:t>
+      </w:r>
+      <w:r>
+        <w:rPr>
+          <w:rtl/>
+        </w:rPr>
+        <w:t xml:space="preserve">کم‌برآورد می‌کند؛ یکی از قوی‌ترین استدلال‌های این پژوهش به</w:t>
+      </w:r>
+      <w:r>
+        <w:rPr>
+          <w:rtl/>
+        </w:rPr>
+        <w:t xml:space="preserve"> </w:t>
+      </w:r>
+      <w:r>
+        <w:rPr>
+          <w:rtl/>
+        </w:rPr>
+        <w:t xml:space="preserve">سود تئوری تعمیم‌یافته.</w:t>
       </w:r>
     </w:p>
     <w:p>
@@ -1041,7 +1089,7 @@
         <w:rPr>
           <w:rtl/>
         </w:rPr>
-        <w:t xml:space="preserve">شناسایی برهم‌کنش هم‌افزای الگوهای V-گرافن و A-تخلخل و ارائهٔ ماتریس کامل ۴×۴</w:t>
+        <w:t xml:space="preserve">شناسایی برهم‌کنش هم‌افزای الگوهای V-گرافن و A-تخلخل و ارائهٔ ماتریس کامل ۵×۵</w:t>
       </w:r>
       <w:r>
         <w:rPr>

--- a/claude/thesis_chapter/CHAPTER5_conclusions_FA.docx
+++ b/claude/thesis_chapter/CHAPTER5_conclusions_FA.docx
@@ -2,7 +2,7 @@
 <file path=word/document.xml><?xml version="1.0" encoding="utf-8"?>
 <w:document xmlns:w="http://schemas.openxmlformats.org/wordprocessingml/2006/main" xmlns:m="http://schemas.openxmlformats.org/officeDocument/2006/math" xmlns:r="http://schemas.openxmlformats.org/officeDocument/2006/relationships" xmlns:o="urn:schemas-microsoft-com:office:office" xmlns:v="urn:schemas-microsoft-com:vml" xmlns:w10="urn:schemas-microsoft-com:office:word" xmlns:a="http://schemas.openxmlformats.org/drawingml/2006/main" xmlns:pic="http://schemas.openxmlformats.org/drawingml/2006/picture" xmlns:wp="http://schemas.openxmlformats.org/drawingml/2006/wordprocessingDrawing">
   <w:body>
-    <w:bookmarkStart w:id="13" w:name="فصل-پنجم-نتیجهگیری-و-پیشنهادها"/>
+    <w:bookmarkStart w:id="14" w:name="فصل-پنجم-نتیجهگیری-و-پیشنهادها"/>
     <w:p>
       <w:pPr>
         <w:pStyle w:val="Heading1"/>
@@ -1161,7 +1161,7 @@
       </w:r>
     </w:p>
     <w:bookmarkEnd w:id="11"/>
-    <w:bookmarkStart w:id="12" w:name="پیشنهادها-برای-پژوهشهای-آینده"/>
+    <w:bookmarkStart w:id="12" w:name="محدودیتهای-پژوهش"/>
     <w:p>
       <w:pPr>
         <w:pStyle w:val="Heading2"/>
@@ -1171,7 +1171,30 @@
         <w:rPr>
           <w:rtl/>
         </w:rPr>
-        <w:t xml:space="preserve">5-4. پیشنهادها برای پژوهش‌های آینده</w:t>
+        <w:t xml:space="preserve">5-4. محدودیت‌های پژوهش</w:t>
+      </w:r>
+    </w:p>
+    <w:p>
+      <w:pPr>
+        <w:bidi/>
+      </w:pPr>
+      <w:r>
+        <w:rPr>
+          <w:rtl/>
+        </w:rPr>
+        <w:t xml:space="preserve">مانند هر مطالعهٔ عددی، این پژوهش در چارچوب مفروضات و مرزهای مشخصی انجام شده است</w:t>
+      </w:r>
+      <w:r>
+        <w:rPr>
+          <w:rtl/>
+        </w:rPr>
+        <w:t xml:space="preserve"> </w:t>
+      </w:r>
+      <w:r>
+        <w:rPr>
+          <w:rtl/>
+        </w:rPr>
+        <w:t xml:space="preserve">که باید هنگام تفسیر و تعمیمِ نتایج در نظر گرفته شوند:</w:t>
       </w:r>
     </w:p>
     <w:p>
@@ -1189,43 +1212,67 @@
           <w:bCs/>
           <w:rtl/>
         </w:rPr>
-        <w:t xml:space="preserve">شرایط تکیه‌گاهیِ آزاد/غلتکی (F/R):</w:t>
-      </w:r>
-      <w:r>
-        <w:rPr>
-          <w:rtl/>
-        </w:rPr>
-        <w:t xml:space="preserve"> </w:t>
-      </w:r>
-      <w:r>
-        <w:rPr>
-          <w:rtl/>
-        </w:rPr>
-        <w:t xml:space="preserve">پیاده‌سازی پایدارِ این تکیه‌گاه‌ها و</w:t>
-      </w:r>
-      <w:r>
-        <w:rPr>
-          <w:rtl/>
-        </w:rPr>
-        <w:t xml:space="preserve"> </w:t>
-      </w:r>
-      <w:r>
-        <w:rPr>
-          <w:rtl/>
-        </w:rPr>
-        <w:t xml:space="preserve">افزودن یک مرجعِ حقیقیِ کرنش‌صفحه‌ای برای مقایسهٔ مستقیم با حد استوانهٔ</w:t>
-      </w:r>
-      <w:r>
-        <w:rPr>
-          <w:rtl/>
-        </w:rPr>
-        <w:t xml:space="preserve"> </w:t>
-      </w:r>
-      <w:r>
-        <w:rPr>
-          <w:rtl/>
-        </w:rPr>
-        <w:t xml:space="preserve">نامحدود.</w:t>
+        <w:t xml:space="preserve">مدلِ خطیِ کشسان، بدونِ معیارِ آسیب/شکست.</w:t>
+      </w:r>
+      <w:r>
+        <w:rPr>
+          <w:rtl/>
+        </w:rPr>
+        <w:t xml:space="preserve"> </w:t>
+      </w:r>
+      <w:r>
+        <w:rPr>
+          <w:rtl/>
+        </w:rPr>
+        <w:t xml:space="preserve">تنش‌ها و جابجایی‌ها در سراسرِ این</w:t>
+      </w:r>
+      <w:r>
+        <w:rPr>
+          <w:rtl/>
+        </w:rPr>
+        <w:t xml:space="preserve"> </w:t>
+      </w:r>
+      <w:r>
+        <w:rPr>
+          <w:rtl/>
+        </w:rPr>
+        <w:t xml:space="preserve">پژوهش — از جمله در بارهای زیاد مانندِ فشارِ داخلیِ ۱۰۰ مگاپاسکال یا شوکِ حرارتیِ</w:t>
+      </w:r>
+      <w:r>
+        <w:rPr>
+          <w:rtl/>
+        </w:rPr>
+        <w:t xml:space="preserve"> </w:t>
+      </w:r>
+      <w:r>
+        <w:rPr>
+          <w:rtl/>
+        </w:rPr>
+        <w:t xml:space="preserve">ضربه‌ای — بر پایهٔ فرضِ کشسانیِ خطی گزارش شده‌اند. مدل هیچ معیارِ تسلیم، ترک یا</w:t>
+      </w:r>
+      <w:r>
+        <w:rPr>
+          <w:rtl/>
+        </w:rPr>
+        <w:t xml:space="preserve"> </w:t>
+      </w:r>
+      <w:r>
+        <w:rPr>
+          <w:rtl/>
+        </w:rPr>
+        <w:t xml:space="preserve">جدایشِ لایه‌ای ندارد؛ بنابراین در بارهای بسیار زیاد، نتایج باید برون‌یابیِ ریاضیِ</w:t>
+      </w:r>
+      <w:r>
+        <w:rPr>
+          <w:rtl/>
+        </w:rPr>
+        <w:t xml:space="preserve"> </w:t>
+      </w:r>
+      <w:r>
+        <w:rPr>
+          <w:rtl/>
+        </w:rPr>
+        <w:t xml:space="preserve">یک مدلِ خطی تلقی شوند، نه پیش‌بینیِ رفتارِ واقعیِ گسستِ مادی.</w:t>
       </w:r>
     </w:p>
     <w:p>
@@ -1243,31 +1290,55 @@
           <w:bCs/>
           <w:rtl/>
         </w:rPr>
-        <w:t xml:space="preserve">مونتاژ برداری‌شده:</w:t>
-      </w:r>
-      <w:r>
-        <w:rPr>
-          <w:rtl/>
-        </w:rPr>
-        <w:t xml:space="preserve"> </w:t>
-      </w:r>
-      <w:r>
-        <w:rPr>
-          <w:rtl/>
-        </w:rPr>
-        <w:t xml:space="preserve">بازنویسی حلقهٔ مونتاژ به‌صورت برداری برای کاهش زمان</w:t>
-      </w:r>
-      <w:r>
-        <w:rPr>
-          <w:rtl/>
-        </w:rPr>
-        <w:t xml:space="preserve"> </w:t>
-      </w:r>
-      <w:r>
-        <w:rPr>
-          <w:rtl/>
-        </w:rPr>
-        <w:t xml:space="preserve">محاسبه در شبکه‌های بزرگ‌تر و مطالعات پارامتری گسترده‌تر.</w:t>
+        <w:t xml:space="preserve">خواصِ مادیِ مستقل از دما.</w:t>
+      </w:r>
+      <w:r>
+        <w:rPr>
+          <w:rtl/>
+        </w:rPr>
+        <w:t xml:space="preserve"> </w:t>
+      </w:r>
+      <w:r>
+        <w:rPr>
+          <w:rtl/>
+        </w:rPr>
+        <w:t xml:space="preserve">مدولِ یانگ، رسانایی گرمایی، ضریبِ انبساطِ حرارتی و</w:t>
+      </w:r>
+      <w:r>
+        <w:rPr>
+          <w:rtl/>
+        </w:rPr>
+        <w:t xml:space="preserve"> </w:t>
+      </w:r>
+      <w:r>
+        <w:rPr>
+          <w:rtl/>
+        </w:rPr>
+        <w:t xml:space="preserve">ظرفیتِ گرماییِ ویژه در سراسرِ حل ثابت فرض شده‌اند، در حالی که بارگذاریِ مرجع دمای</w:t>
+      </w:r>
+      <w:r>
+        <w:rPr>
+          <w:rtl/>
+        </w:rPr>
+        <w:t xml:space="preserve"> </w:t>
+      </w:r>
+      <w:r>
+        <w:rPr>
+          <w:rtl/>
+        </w:rPr>
+        <w:t xml:space="preserve">سطحِ داخلی را از ۳۰۰ به ۶۰۰ کلوین می‌رساند؛ در این بازه، وابستگیِ دماییِ خواصِ</w:t>
+      </w:r>
+      <w:r>
+        <w:rPr>
+          <w:rtl/>
+        </w:rPr>
+        <w:t xml:space="preserve"> </w:t>
+      </w:r>
+      <w:r>
+        <w:rPr>
+          <w:rtl/>
+        </w:rPr>
+        <w:t xml:space="preserve">واقعیِ ماده قابلِ چشم‌پوشی نیست.</w:t>
       </w:r>
     </w:p>
     <w:p>
@@ -1285,31 +1356,141 @@
           <w:bCs/>
           <w:rtl/>
         </w:rPr>
-        <w:t xml:space="preserve">خواص مادیِ وابسته به دما:</w:t>
-      </w:r>
-      <w:r>
-        <w:rPr>
-          <w:rtl/>
-        </w:rPr>
-        <w:t xml:space="preserve"> </w:t>
-      </w:r>
-      <w:r>
-        <w:rPr>
-          <w:rtl/>
-        </w:rPr>
-        <w:t xml:space="preserve">لحاظ‌کردن وابستگی مدول، هدایت و ضریب انبساط به</w:t>
-      </w:r>
-      <w:r>
-        <w:rPr>
-          <w:rtl/>
-        </w:rPr>
-        <w:t xml:space="preserve"> </w:t>
-      </w:r>
-      <w:r>
-        <w:rPr>
-          <w:rtl/>
-        </w:rPr>
-        <w:t xml:space="preserve">دما، که در بازهٔ دماییِ ۳۰۰ تا ۶۰۰ کلوین اثرگذار است.</w:t>
+        <w:t xml:space="preserve">همگن‌سازیِ همسانگردِ لایهٔ کامپوزیتی.</w:t>
+      </w:r>
+      <w:r>
+        <w:rPr>
+          <w:rtl/>
+        </w:rPr>
+        <w:t xml:space="preserve"> </w:t>
+      </w:r>
+      <w:r>
+        <w:rPr>
+          <w:rtl/>
+        </w:rPr>
+        <w:t xml:space="preserve">ماتریسِ کشسانِ لایهٔ گرافن-زمینه با</w:t>
+      </w:r>
+      <w:r>
+        <w:rPr>
+          <w:rtl/>
+        </w:rPr>
+        <w:t xml:space="preserve"> </w:t>
+      </w:r>
+      <w:r>
+        <w:rPr>
+          <w:rtl/>
+        </w:rPr>
+        <w:t xml:space="preserve">میانگین‌گیریِ هالپین-تسای (</w:t>
+      </w:r>
+      <m:oMath>
+        <m:sSub>
+          <m:e>
+            <m:r>
+              <m:t>E</m:t>
+            </m:r>
+          </m:e>
+          <m:sub>
+            <m:r>
+              <m:t>s</m:t>
+            </m:r>
+          </m:sub>
+        </m:sSub>
+        <m:r>
+          <m:rPr>
+            <m:sty m:val="p"/>
+          </m:rPr>
+          <m:t>=</m:t>
+        </m:r>
+        <m:f>
+          <m:fPr>
+            <m:type m:val="lin"/>
+          </m:fPr>
+          <m:num>
+            <m:r>
+              <m:t>3</m:t>
+            </m:r>
+          </m:num>
+          <m:den>
+            <m:r>
+              <m:t>8</m:t>
+            </m:r>
+          </m:den>
+        </m:f>
+        <m:sSub>
+          <m:e>
+            <m:r>
+              <m:t>E</m:t>
+            </m:r>
+          </m:e>
+          <m:sub>
+            <m:r>
+              <m:t>L</m:t>
+            </m:r>
+          </m:sub>
+        </m:sSub>
+        <m:r>
+          <m:rPr>
+            <m:sty m:val="p"/>
+          </m:rPr>
+          <m:t>+</m:t>
+        </m:r>
+        <m:f>
+          <m:fPr>
+            <m:type m:val="lin"/>
+          </m:fPr>
+          <m:num>
+            <m:r>
+              <m:t>5</m:t>
+            </m:r>
+          </m:num>
+          <m:den>
+            <m:r>
+              <m:t>8</m:t>
+            </m:r>
+          </m:den>
+        </m:f>
+        <m:sSub>
+          <m:e>
+            <m:r>
+              <m:t>E</m:t>
+            </m:r>
+          </m:e>
+          <m:sub>
+            <m:r>
+              <m:t>T</m:t>
+            </m:r>
+          </m:sub>
+        </m:sSub>
+      </m:oMath>
+      <w:r>
+        <w:rPr>
+          <w:rtl/>
+        </w:rPr>
+        <w:t xml:space="preserve">) به یک مدولِ همسانگردِ</w:t>
+      </w:r>
+      <w:r>
+        <w:rPr>
+          <w:rtl/>
+        </w:rPr>
+        <w:t xml:space="preserve"> </w:t>
+      </w:r>
+      <w:r>
+        <w:rPr>
+          <w:rtl/>
+        </w:rPr>
+        <w:t xml:space="preserve">مؤثر تقلیل یافته است؛ ورقهٔ نانوکامپوزیتیِ واقعی ذاتاً عرضاً‌همسانگرد است و این</w:t>
+      </w:r>
+      <w:r>
+        <w:rPr>
+          <w:rtl/>
+        </w:rPr>
+        <w:t xml:space="preserve"> </w:t>
+      </w:r>
+      <w:r>
+        <w:rPr>
+          <w:rtl/>
+        </w:rPr>
+        <w:t xml:space="preserve">ساده‌سازی می‌تواند پاسخِ محوری را اندکی جابه‌جا کند.</w:t>
       </w:r>
     </w:p>
     <w:p>
@@ -1327,31 +1508,43 @@
           <w:bCs/>
           <w:rtl/>
         </w:rPr>
-        <w:t xml:space="preserve">شرط مرزی تابش:</w:t>
-      </w:r>
-      <w:r>
-        <w:rPr>
-          <w:rtl/>
-        </w:rPr>
-        <w:t xml:space="preserve"> </w:t>
-      </w:r>
-      <w:r>
-        <w:rPr>
-          <w:rtl/>
-        </w:rPr>
-        <w:t xml:space="preserve">افزودن تبادل حرارت تابشیِ غیرخطی در سطح خارجی برای</w:t>
-      </w:r>
-      <w:r>
-        <w:rPr>
-          <w:rtl/>
-        </w:rPr>
-        <w:t xml:space="preserve"> </w:t>
-      </w:r>
-      <w:r>
-        <w:rPr>
-          <w:rtl/>
-        </w:rPr>
-        <w:t xml:space="preserve">کاربردهای دمابالا.</w:t>
+        <w:t xml:space="preserve">پیوندِ ایده‌آلِ لایه‌ای.</w:t>
+      </w:r>
+      <w:r>
+        <w:rPr>
+          <w:rtl/>
+        </w:rPr>
+        <w:t xml:space="preserve"> </w:t>
+      </w:r>
+      <w:r>
+        <w:rPr>
+          <w:rtl/>
+        </w:rPr>
+        <w:t xml:space="preserve">فصل‌مشترک‌های بینِ لایه‌ها پیوستگیِ کاملِ دما، شار،</w:t>
+      </w:r>
+      <w:r>
+        <w:rPr>
+          <w:rtl/>
+        </w:rPr>
+        <w:t xml:space="preserve"> </w:t>
+      </w:r>
+      <w:r>
+        <w:rPr>
+          <w:rtl/>
+        </w:rPr>
+        <w:t xml:space="preserve">جابجایی و کشش دارند؛ مقاومتِ حرارتی/مکانیکیِ تماسیِ فصل‌مشترک — که در سازهٔ</w:t>
+      </w:r>
+      <w:r>
+        <w:rPr>
+          <w:rtl/>
+        </w:rPr>
+        <w:t xml:space="preserve"> </w:t>
+      </w:r>
+      <w:r>
+        <w:rPr>
+          <w:rtl/>
+        </w:rPr>
+        <w:t xml:space="preserve">لایه‌ایِ واقعی همواره حاضر است — در مدل لحاظ نشده است.</w:t>
       </w:r>
     </w:p>
     <w:p>
@@ -1369,43 +1562,43 @@
           <w:bCs/>
           <w:rtl/>
         </w:rPr>
-        <w:t xml:space="preserve">مدل آسیب/شکست:</w:t>
-      </w:r>
-      <w:r>
-        <w:rPr>
-          <w:rtl/>
-        </w:rPr>
-        <w:t xml:space="preserve"> </w:t>
-      </w:r>
-      <w:r>
-        <w:rPr>
-          <w:rtl/>
-        </w:rPr>
-        <w:t xml:space="preserve">از آنجا که مدل ترموالاستیک خطیِ حاضر حتی در فشار ۱۰۰</w:t>
-      </w:r>
-      <w:r>
-        <w:rPr>
-          <w:rtl/>
-        </w:rPr>
-        <w:t xml:space="preserve"> </w:t>
-      </w:r>
-      <w:r>
-        <w:rPr>
-          <w:rtl/>
-        </w:rPr>
-        <w:t xml:space="preserve">مگاپاسکال گسستی نشان نمی‌دهد، افزودن یک مدل آسیب یا شکست برای پیش‌بینی گسست</w:t>
-      </w:r>
-      <w:r>
-        <w:rPr>
-          <w:rtl/>
-        </w:rPr>
-        <w:t xml:space="preserve"> </w:t>
-      </w:r>
-      <w:r>
-        <w:rPr>
-          <w:rtl/>
-        </w:rPr>
-        <w:t xml:space="preserve">(شکست/جدایش ماده) در بارهای بسیار زیاد ضروری است.</w:t>
+        <w:t xml:space="preserve">صحت‌سنجیِ کیفیِ هستهٔ موجی.</w:t>
+      </w:r>
+      <w:r>
+        <w:rPr>
+          <w:rtl/>
+        </w:rPr>
+        <w:t xml:space="preserve"> </w:t>
+      </w:r>
+      <w:r>
+        <w:rPr>
+          <w:rtl/>
+        </w:rPr>
+        <w:t xml:space="preserve">مهم‌ترین ادعای این پژوهش — فراجهشِ موجِ صوتِ دوم —</w:t>
+      </w:r>
+      <w:r>
+        <w:rPr>
+          <w:rtl/>
+        </w:rPr>
+        <w:t xml:space="preserve"> </w:t>
+      </w:r>
+      <w:r>
+        <w:rPr>
+          <w:rtl/>
+        </w:rPr>
+        <w:t xml:space="preserve">تنها به‌صورتِ کیفی (تطابقِ روندِ سرعت و بازتاب) در برابرِ نتایجِ باقری و اسلامی</w:t>
+      </w:r>
+      <w:r>
+        <w:rPr>
+          <w:rtl/>
+        </w:rPr>
+        <w:t xml:space="preserve"> </w:t>
+      </w:r>
+      <w:r>
+        <w:rPr>
+          <w:rtl/>
+        </w:rPr>
+        <w:t xml:space="preserve">صحت‌سنجی شده است؛ سنجهٔ خطای کمّی برای همین آزمونِ خاص گزارش نشده است.</w:t>
       </w:r>
     </w:p>
     <w:p>
@@ -1423,31 +1616,43 @@
           <w:bCs/>
           <w:rtl/>
         </w:rPr>
-        <w:t xml:space="preserve">الگوهای تخلخل به‌روزشده:</w:t>
-      </w:r>
-      <w:r>
-        <w:rPr>
-          <w:rtl/>
-        </w:rPr>
-        <w:t xml:space="preserve"> </w:t>
-      </w:r>
-      <w:r>
-        <w:rPr>
-          <w:rtl/>
-        </w:rPr>
-        <w:t xml:space="preserve">جایگزینی الگوهای تخلخل با الگوهای جدید فایل</w:t>
-      </w:r>
-      <w:r>
-        <w:rPr>
-          <w:rtl/>
-        </w:rPr>
-        <w:t xml:space="preserve"> </w:t>
-      </w:r>
-      <w:r>
-        <w:rPr>
-          <w:rtl/>
-        </w:rPr>
-        <w:t xml:space="preserve">مرجع و بازاجرای مطالعات تخلخل و برهم‌کنش.</w:t>
+        <w:t xml:space="preserve">الگوهای تخلخلِ منتخب.</w:t>
+      </w:r>
+      <w:r>
+        <w:rPr>
+          <w:rtl/>
+        </w:rPr>
+        <w:t xml:space="preserve"> </w:t>
+      </w:r>
+      <w:r>
+        <w:rPr>
+          <w:rtl/>
+        </w:rPr>
+        <w:t xml:space="preserve">الگوهای تخلخلِ به‌کاررفته (UD، O، X، V، A) بر پایهٔ</w:t>
+      </w:r>
+      <w:r>
+        <w:rPr>
+          <w:rtl/>
+        </w:rPr>
+        <w:t xml:space="preserve"> </w:t>
+      </w:r>
+      <w:r>
+        <w:rPr>
+          <w:rtl/>
+        </w:rPr>
+        <w:t xml:space="preserve">مدلِ استانداردِ سلول‌بازِ فومِ فلزی انتخاب شده‌اند؛ این یک فرضِ مدل‌سازیِ آگاهانه</w:t>
+      </w:r>
+      <w:r>
+        <w:rPr>
+          <w:rtl/>
+        </w:rPr>
+        <w:t xml:space="preserve"> </w:t>
+      </w:r>
+      <w:r>
+        <w:rPr>
+          <w:rtl/>
+        </w:rPr>
+        <w:t xml:space="preserve">است، نه بازتابِ کاملِ همهٔ ریزساختارهای متخلخلِ ممکن.</w:t>
       </w:r>
     </w:p>
     <w:p>
@@ -1465,6 +1670,362 @@
           <w:bCs/>
           <w:rtl/>
         </w:rPr>
+        <w:t xml:space="preserve">دامنهٔ هندسی و بارگذاری.</w:t>
+      </w:r>
+      <w:r>
+        <w:rPr>
+          <w:rtl/>
+        </w:rPr>
+        <w:t xml:space="preserve"> </w:t>
+      </w:r>
+      <w:r>
+        <w:rPr>
+          <w:rtl/>
+        </w:rPr>
+        <w:t xml:space="preserve">پژوهش به استوانهٔ استوانه‌ایِ راست با تکیه‌گاه‌های</w:t>
+      </w:r>
+      <w:r>
+        <w:rPr>
+          <w:rtl/>
+        </w:rPr>
+        <w:t xml:space="preserve"> </w:t>
+      </w:r>
+      <w:r>
+        <w:rPr>
+          <w:rtl/>
+        </w:rPr>
+        <w:t xml:space="preserve">ساده/گیردار/مخلوط و بارگذاریِ محورمتقارنِ حرارتی-مکانیکی محدود است؛ هندسه‌های</w:t>
+      </w:r>
+      <w:r>
+        <w:rPr>
+          <w:rtl/>
+        </w:rPr>
+        <w:t xml:space="preserve"> </w:t>
+      </w:r>
+      <w:r>
+        <w:rPr>
+          <w:rtl/>
+        </w:rPr>
+        <w:t xml:space="preserve">مخروطی یا دوّار، بارگذاریِ غیرمتقارن و اثرهای کاملاً سه‌بعدی خارج از دامنهٔ این</w:t>
+      </w:r>
+      <w:r>
+        <w:rPr>
+          <w:rtl/>
+        </w:rPr>
+        <w:t xml:space="preserve"> </w:t>
+      </w:r>
+      <w:r>
+        <w:rPr>
+          <w:rtl/>
+        </w:rPr>
+        <w:t xml:space="preserve">کار قرار دارند.</w:t>
+      </w:r>
+    </w:p>
+    <w:bookmarkEnd w:id="12"/>
+    <w:bookmarkStart w:id="13" w:name="پیشنهادها-برای-پژوهشهای-آینده"/>
+    <w:p>
+      <w:pPr>
+        <w:pStyle w:val="Heading2"/>
+        <w:bidi/>
+      </w:pPr>
+      <w:r>
+        <w:rPr>
+          <w:rtl/>
+        </w:rPr>
+        <w:t xml:space="preserve">5-5. پیشنهادها برای پژوهش‌های آینده</w:t>
+      </w:r>
+    </w:p>
+    <w:p>
+      <w:pPr>
+        <w:pStyle w:val="Compact"/>
+        <w:numPr>
+          <w:ilvl w:val="0"/>
+          <w:numId w:val="1004"/>
+        </w:numPr>
+        <w:bidi/>
+      </w:pPr>
+      <w:r>
+        <w:rPr>
+          <w:b/>
+          <w:bCs/>
+          <w:rtl/>
+        </w:rPr>
+        <w:t xml:space="preserve">شرایط تکیه‌گاهیِ آزاد/غلتکی (F/R):</w:t>
+      </w:r>
+      <w:r>
+        <w:rPr>
+          <w:rtl/>
+        </w:rPr>
+        <w:t xml:space="preserve"> </w:t>
+      </w:r>
+      <w:r>
+        <w:rPr>
+          <w:rtl/>
+        </w:rPr>
+        <w:t xml:space="preserve">پیاده‌سازی پایدارِ این تکیه‌گاه‌ها و</w:t>
+      </w:r>
+      <w:r>
+        <w:rPr>
+          <w:rtl/>
+        </w:rPr>
+        <w:t xml:space="preserve"> </w:t>
+      </w:r>
+      <w:r>
+        <w:rPr>
+          <w:rtl/>
+        </w:rPr>
+        <w:t xml:space="preserve">افزودن یک مرجعِ حقیقیِ کرنش‌صفحه‌ای برای مقایسهٔ مستقیم با حد استوانهٔ</w:t>
+      </w:r>
+      <w:r>
+        <w:rPr>
+          <w:rtl/>
+        </w:rPr>
+        <w:t xml:space="preserve"> </w:t>
+      </w:r>
+      <w:r>
+        <w:rPr>
+          <w:rtl/>
+        </w:rPr>
+        <w:t xml:space="preserve">نامحدود.</w:t>
+      </w:r>
+    </w:p>
+    <w:p>
+      <w:pPr>
+        <w:pStyle w:val="Compact"/>
+        <w:numPr>
+          <w:ilvl w:val="0"/>
+          <w:numId w:val="1004"/>
+        </w:numPr>
+        <w:bidi/>
+      </w:pPr>
+      <w:r>
+        <w:rPr>
+          <w:b/>
+          <w:bCs/>
+          <w:rtl/>
+        </w:rPr>
+        <w:t xml:space="preserve">مونتاژ برداری‌شده:</w:t>
+      </w:r>
+      <w:r>
+        <w:rPr>
+          <w:rtl/>
+        </w:rPr>
+        <w:t xml:space="preserve"> </w:t>
+      </w:r>
+      <w:r>
+        <w:rPr>
+          <w:rtl/>
+        </w:rPr>
+        <w:t xml:space="preserve">بازنویسی حلقهٔ مونتاژ به‌صورت برداری برای کاهش زمان</w:t>
+      </w:r>
+      <w:r>
+        <w:rPr>
+          <w:rtl/>
+        </w:rPr>
+        <w:t xml:space="preserve"> </w:t>
+      </w:r>
+      <w:r>
+        <w:rPr>
+          <w:rtl/>
+        </w:rPr>
+        <w:t xml:space="preserve">محاسبه در شبکه‌های بزرگ‌تر و مطالعات پارامتری گسترده‌تر.</w:t>
+      </w:r>
+    </w:p>
+    <w:p>
+      <w:pPr>
+        <w:pStyle w:val="Compact"/>
+        <w:numPr>
+          <w:ilvl w:val="0"/>
+          <w:numId w:val="1004"/>
+        </w:numPr>
+        <w:bidi/>
+      </w:pPr>
+      <w:r>
+        <w:rPr>
+          <w:b/>
+          <w:bCs/>
+          <w:rtl/>
+        </w:rPr>
+        <w:t xml:space="preserve">خواص مادیِ وابسته به دما:</w:t>
+      </w:r>
+      <w:r>
+        <w:rPr>
+          <w:rtl/>
+        </w:rPr>
+        <w:t xml:space="preserve"> </w:t>
+      </w:r>
+      <w:r>
+        <w:rPr>
+          <w:rtl/>
+        </w:rPr>
+        <w:t xml:space="preserve">لحاظ‌کردن وابستگی مدول، هدایت و ضریب انبساط به</w:t>
+      </w:r>
+      <w:r>
+        <w:rPr>
+          <w:rtl/>
+        </w:rPr>
+        <w:t xml:space="preserve"> </w:t>
+      </w:r>
+      <w:r>
+        <w:rPr>
+          <w:rtl/>
+        </w:rPr>
+        <w:t xml:space="preserve">دما، که در بازهٔ دماییِ ۳۰۰ تا ۶۰۰ کلوین اثرگذار است.</w:t>
+      </w:r>
+    </w:p>
+    <w:p>
+      <w:pPr>
+        <w:pStyle w:val="Compact"/>
+        <w:numPr>
+          <w:ilvl w:val="0"/>
+          <w:numId w:val="1004"/>
+        </w:numPr>
+        <w:bidi/>
+      </w:pPr>
+      <w:r>
+        <w:rPr>
+          <w:b/>
+          <w:bCs/>
+          <w:rtl/>
+        </w:rPr>
+        <w:t xml:space="preserve">شرط مرزی تابش:</w:t>
+      </w:r>
+      <w:r>
+        <w:rPr>
+          <w:rtl/>
+        </w:rPr>
+        <w:t xml:space="preserve"> </w:t>
+      </w:r>
+      <w:r>
+        <w:rPr>
+          <w:rtl/>
+        </w:rPr>
+        <w:t xml:space="preserve">افزودن تبادل حرارت تابشیِ غیرخطی در سطح خارجی برای</w:t>
+      </w:r>
+      <w:r>
+        <w:rPr>
+          <w:rtl/>
+        </w:rPr>
+        <w:t xml:space="preserve"> </w:t>
+      </w:r>
+      <w:r>
+        <w:rPr>
+          <w:rtl/>
+        </w:rPr>
+        <w:t xml:space="preserve">کاربردهای دمابالا.</w:t>
+      </w:r>
+    </w:p>
+    <w:p>
+      <w:pPr>
+        <w:pStyle w:val="Compact"/>
+        <w:numPr>
+          <w:ilvl w:val="0"/>
+          <w:numId w:val="1004"/>
+        </w:numPr>
+        <w:bidi/>
+      </w:pPr>
+      <w:r>
+        <w:rPr>
+          <w:b/>
+          <w:bCs/>
+          <w:rtl/>
+        </w:rPr>
+        <w:t xml:space="preserve">مدل آسیب/شکست:</w:t>
+      </w:r>
+      <w:r>
+        <w:rPr>
+          <w:rtl/>
+        </w:rPr>
+        <w:t xml:space="preserve"> </w:t>
+      </w:r>
+      <w:r>
+        <w:rPr>
+          <w:rtl/>
+        </w:rPr>
+        <w:t xml:space="preserve">از آنجا که مدل ترموالاستیک خطیِ حاضر حتی در فشار ۱۰۰</w:t>
+      </w:r>
+      <w:r>
+        <w:rPr>
+          <w:rtl/>
+        </w:rPr>
+        <w:t xml:space="preserve"> </w:t>
+      </w:r>
+      <w:r>
+        <w:rPr>
+          <w:rtl/>
+        </w:rPr>
+        <w:t xml:space="preserve">مگاپاسکال گسستی نشان نمی‌دهد، افزودن یک مدل آسیب یا شکست برای پیش‌بینی گسست</w:t>
+      </w:r>
+      <w:r>
+        <w:rPr>
+          <w:rtl/>
+        </w:rPr>
+        <w:t xml:space="preserve"> </w:t>
+      </w:r>
+      <w:r>
+        <w:rPr>
+          <w:rtl/>
+        </w:rPr>
+        <w:t xml:space="preserve">(شکست/جدایش ماده) در بارهای بسیار زیاد ضروری است.</w:t>
+      </w:r>
+    </w:p>
+    <w:p>
+      <w:pPr>
+        <w:pStyle w:val="Compact"/>
+        <w:numPr>
+          <w:ilvl w:val="0"/>
+          <w:numId w:val="1004"/>
+        </w:numPr>
+        <w:bidi/>
+      </w:pPr>
+      <w:r>
+        <w:rPr>
+          <w:b/>
+          <w:bCs/>
+          <w:rtl/>
+        </w:rPr>
+        <w:t xml:space="preserve">الگوهای تخلخل به‌روزشده:</w:t>
+      </w:r>
+      <w:r>
+        <w:rPr>
+          <w:rtl/>
+        </w:rPr>
+        <w:t xml:space="preserve"> </w:t>
+      </w:r>
+      <w:r>
+        <w:rPr>
+          <w:rtl/>
+        </w:rPr>
+        <w:t xml:space="preserve">جایگزینی الگوهای تخلخل با الگوهای جدید فایل</w:t>
+      </w:r>
+      <w:r>
+        <w:rPr>
+          <w:rtl/>
+        </w:rPr>
+        <w:t xml:space="preserve"> </w:t>
+      </w:r>
+      <w:r>
+        <w:rPr>
+          <w:rtl/>
+        </w:rPr>
+        <w:t xml:space="preserve">مرجع و بازاجرای مطالعات تخلخل و برهم‌کنش.</w:t>
+      </w:r>
+    </w:p>
+    <w:p>
+      <w:pPr>
+        <w:pStyle w:val="Compact"/>
+        <w:numPr>
+          <w:ilvl w:val="0"/>
+          <w:numId w:val="1004"/>
+        </w:numPr>
+        <w:bidi/>
+      </w:pPr>
+      <w:r>
+        <w:rPr>
+          <w:b/>
+          <w:bCs/>
+          <w:rtl/>
+        </w:rPr>
         <w:t xml:space="preserve">گسترش‌های هندسی و بارگذاری:</w:t>
       </w:r>
       <w:r>
@@ -1492,8 +2053,8 @@
         <w:t xml:space="preserve">دیگر پلاکت، استوانهٔ دوّار و اثرهای سه‌بعدی.</w:t>
       </w:r>
     </w:p>
-    <w:bookmarkEnd w:id="12"/>
     <w:bookmarkEnd w:id="13"/>
+    <w:bookmarkEnd w:id="14"/>
     <w:sectPr>
       <w:footnotePr>
         <w:numRestart w:val="eachSect"/>
@@ -1858,6 +2419,36 @@
       <w:startOverride w:val="1"/>
     </w:lvlOverride>
   </w:num>
+  <w:num w:numId="1004">
+    <w:abstractNumId w:val="99411"/>
+    <w:lvlOverride w:ilvl="0">
+      <w:startOverride w:val="1"/>
+    </w:lvlOverride>
+    <w:lvlOverride w:ilvl="1">
+      <w:startOverride w:val="1"/>
+    </w:lvlOverride>
+    <w:lvlOverride w:ilvl="2">
+      <w:startOverride w:val="1"/>
+    </w:lvlOverride>
+    <w:lvlOverride w:ilvl="3">
+      <w:startOverride w:val="1"/>
+    </w:lvlOverride>
+    <w:lvlOverride w:ilvl="4">
+      <w:startOverride w:val="1"/>
+    </w:lvlOverride>
+    <w:lvlOverride w:ilvl="5">
+      <w:startOverride w:val="1"/>
+    </w:lvlOverride>
+    <w:lvlOverride w:ilvl="6">
+      <w:startOverride w:val="1"/>
+    </w:lvlOverride>
+    <w:lvlOverride w:ilvl="7">
+      <w:startOverride w:val="1"/>
+    </w:lvlOverride>
+    <w:lvlOverride w:ilvl="8">
+      <w:startOverride w:val="1"/>
+    </w:lvlOverride>
+  </w:num>
 </w:numbering>
 </file>
 
@@ -2517,7 +3108,7 @@
       <w:color w:themeColor="accent1" w:themeShade="BF" w:val="365F91"/>
     </w:rPr>
   </w:style>
-  <w:style w:type="paragraph" w:customStyle="1" w:styleId="SourceCode">
+  <w:style w:customStyle="1" w:styleId="SourceCode" w:type="paragraph">
     <w:name w:val="Source Code"/>
     <w:basedOn w:val="Normal"/>
     <w:link w:val="VerbatimChar"/>
@@ -2525,7 +3116,7 @@
       <w:wordWrap w:val="off"/>
     </w:pPr>
   </w:style>
-  <w:style w:type="character" w:customStyle="1" w:styleId="KeywordTok">
+  <w:style w:customStyle="1" w:styleId="KeywordTok" w:type="character">
     <w:name w:val="KeywordTok"/>
     <w:basedOn w:val="VerbatimChar"/>
     <w:rPr>
@@ -2533,77 +3124,77 @@
       <w:color w:val="007020"/>
     </w:rPr>
   </w:style>
-  <w:style w:type="character" w:customStyle="1" w:styleId="DataTypeTok">
+  <w:style w:customStyle="1" w:styleId="DataTypeTok" w:type="character">
     <w:name w:val="DataTypeTok"/>
     <w:basedOn w:val="VerbatimChar"/>
     <w:rPr>
       <w:color w:val="902000"/>
     </w:rPr>
   </w:style>
-  <w:style w:type="character" w:customStyle="1" w:styleId="DecValTok">
+  <w:style w:customStyle="1" w:styleId="DecValTok" w:type="character">
     <w:name w:val="DecValTok"/>
     <w:basedOn w:val="VerbatimChar"/>
     <w:rPr>
       <w:color w:val="40a070"/>
     </w:rPr>
   </w:style>
-  <w:style w:type="character" w:customStyle="1" w:styleId="BaseNTok">
+  <w:style w:customStyle="1" w:styleId="BaseNTok" w:type="character">
     <w:name w:val="BaseNTok"/>
     <w:basedOn w:val="VerbatimChar"/>
     <w:rPr>
       <w:color w:val="40a070"/>
     </w:rPr>
   </w:style>
-  <w:style w:type="character" w:customStyle="1" w:styleId="FloatTok">
+  <w:style w:customStyle="1" w:styleId="FloatTok" w:type="character">
     <w:name w:val="FloatTok"/>
     <w:basedOn w:val="VerbatimChar"/>
     <w:rPr>
       <w:color w:val="40a070"/>
     </w:rPr>
   </w:style>
-  <w:style w:type="character" w:customStyle="1" w:styleId="ConstantTok">
+  <w:style w:customStyle="1" w:styleId="ConstantTok" w:type="character">
     <w:name w:val="ConstantTok"/>
     <w:basedOn w:val="VerbatimChar"/>
     <w:rPr>
       <w:color w:val="880000"/>
     </w:rPr>
   </w:style>
-  <w:style w:type="character" w:customStyle="1" w:styleId="CharTok">
+  <w:style w:customStyle="1" w:styleId="CharTok" w:type="character">
     <w:name w:val="CharTok"/>
     <w:basedOn w:val="VerbatimChar"/>
     <w:rPr>
       <w:color w:val="4070a0"/>
     </w:rPr>
   </w:style>
-  <w:style w:type="character" w:customStyle="1" w:styleId="SpecialCharTok">
+  <w:style w:customStyle="1" w:styleId="SpecialCharTok" w:type="character">
     <w:name w:val="SpecialCharTok"/>
     <w:basedOn w:val="VerbatimChar"/>
     <w:rPr>
       <w:color w:val="4070a0"/>
     </w:rPr>
   </w:style>
-  <w:style w:type="character" w:customStyle="1" w:styleId="StringTok">
+  <w:style w:customStyle="1" w:styleId="StringTok" w:type="character">
     <w:name w:val="StringTok"/>
     <w:basedOn w:val="VerbatimChar"/>
     <w:rPr>
       <w:color w:val="4070a0"/>
     </w:rPr>
   </w:style>
-  <w:style w:type="character" w:customStyle="1" w:styleId="VerbatimStringTok">
+  <w:style w:customStyle="1" w:styleId="VerbatimStringTok" w:type="character">
     <w:name w:val="VerbatimStringTok"/>
     <w:basedOn w:val="VerbatimChar"/>
     <w:rPr>
       <w:color w:val="4070a0"/>
     </w:rPr>
   </w:style>
-  <w:style w:type="character" w:customStyle="1" w:styleId="SpecialStringTok">
+  <w:style w:customStyle="1" w:styleId="SpecialStringTok" w:type="character">
     <w:name w:val="SpecialStringTok"/>
     <w:basedOn w:val="VerbatimChar"/>
     <w:rPr>
       <w:color w:val="bb6688"/>
     </w:rPr>
   </w:style>
-  <w:style w:type="character" w:customStyle="1" w:styleId="ImportTok">
+  <w:style w:customStyle="1" w:styleId="ImportTok" w:type="character">
     <w:name w:val="ImportTok"/>
     <w:basedOn w:val="VerbatimChar"/>
     <w:rPr>
@@ -2611,7 +3202,7 @@
       <w:color w:val="008000"/>
     </w:rPr>
   </w:style>
-  <w:style w:type="character" w:customStyle="1" w:styleId="CommentTok">
+  <w:style w:customStyle="1" w:styleId="CommentTok" w:type="character">
     <w:name w:val="CommentTok"/>
     <w:basedOn w:val="VerbatimChar"/>
     <w:rPr>
@@ -2619,7 +3210,7 @@
       <w:color w:val="60a0b0"/>
     </w:rPr>
   </w:style>
-  <w:style w:type="character" w:customStyle="1" w:styleId="DocumentationTok">
+  <w:style w:customStyle="1" w:styleId="DocumentationTok" w:type="character">
     <w:name w:val="DocumentationTok"/>
     <w:basedOn w:val="VerbatimChar"/>
     <w:rPr>
@@ -2627,7 +3218,7 @@
       <w:color w:val="ba2121"/>
     </w:rPr>
   </w:style>
-  <w:style w:type="character" w:customStyle="1" w:styleId="AnnotationTok">
+  <w:style w:customStyle="1" w:styleId="AnnotationTok" w:type="character">
     <w:name w:val="AnnotationTok"/>
     <w:basedOn w:val="VerbatimChar"/>
     <w:rPr>
@@ -2636,7 +3227,7 @@
       <w:color w:val="60a0b0"/>
     </w:rPr>
   </w:style>
-  <w:style w:type="character" w:customStyle="1" w:styleId="CommentVarTok">
+  <w:style w:customStyle="1" w:styleId="CommentVarTok" w:type="character">
     <w:name w:val="CommentVarTok"/>
     <w:basedOn w:val="VerbatimChar"/>
     <w:rPr>
@@ -2645,28 +3236,28 @@
       <w:color w:val="60a0b0"/>
     </w:rPr>
   </w:style>
-  <w:style w:type="character" w:customStyle="1" w:styleId="OtherTok">
+  <w:style w:customStyle="1" w:styleId="OtherTok" w:type="character">
     <w:name w:val="OtherTok"/>
     <w:basedOn w:val="VerbatimChar"/>
     <w:rPr>
       <w:color w:val="007020"/>
     </w:rPr>
   </w:style>
-  <w:style w:type="character" w:customStyle="1" w:styleId="FunctionTok">
+  <w:style w:customStyle="1" w:styleId="FunctionTok" w:type="character">
     <w:name w:val="FunctionTok"/>
     <w:basedOn w:val="VerbatimChar"/>
     <w:rPr>
       <w:color w:val="06287e"/>
     </w:rPr>
   </w:style>
-  <w:style w:type="character" w:customStyle="1" w:styleId="VariableTok">
+  <w:style w:customStyle="1" w:styleId="VariableTok" w:type="character">
     <w:name w:val="VariableTok"/>
     <w:basedOn w:val="VerbatimChar"/>
     <w:rPr>
       <w:color w:val="19177c"/>
     </w:rPr>
   </w:style>
-  <w:style w:type="character" w:customStyle="1" w:styleId="ControlFlowTok">
+  <w:style w:customStyle="1" w:styleId="ControlFlowTok" w:type="character">
     <w:name w:val="ControlFlowTok"/>
     <w:basedOn w:val="VerbatimChar"/>
     <w:rPr>
@@ -2674,45 +3265,45 @@
       <w:color w:val="007020"/>
     </w:rPr>
   </w:style>
-  <w:style w:type="character" w:customStyle="1" w:styleId="OperatorTok">
+  <w:style w:customStyle="1" w:styleId="OperatorTok" w:type="character">
     <w:name w:val="OperatorTok"/>
     <w:basedOn w:val="VerbatimChar"/>
     <w:rPr>
       <w:color w:val="666666"/>
     </w:rPr>
   </w:style>
-  <w:style w:type="character" w:customStyle="1" w:styleId="BuiltInTok">
+  <w:style w:customStyle="1" w:styleId="BuiltInTok" w:type="character">
     <w:name w:val="BuiltInTok"/>
     <w:basedOn w:val="VerbatimChar"/>
     <w:rPr>
       <w:color w:val="008000"/>
     </w:rPr>
   </w:style>
-  <w:style w:type="character" w:customStyle="1" w:styleId="ExtensionTok">
+  <w:style w:customStyle="1" w:styleId="ExtensionTok" w:type="character">
     <w:name w:val="ExtensionTok"/>
     <w:basedOn w:val="VerbatimChar"/>
     <w:rPr/>
   </w:style>
-  <w:style w:type="character" w:customStyle="1" w:styleId="PreprocessorTok">
+  <w:style w:customStyle="1" w:styleId="PreprocessorTok" w:type="character">
     <w:name w:val="PreprocessorTok"/>
     <w:basedOn w:val="VerbatimChar"/>
     <w:rPr>
       <w:color w:val="bc7a00"/>
     </w:rPr>
   </w:style>
-  <w:style w:type="character" w:customStyle="1" w:styleId="AttributeTok">
+  <w:style w:customStyle="1" w:styleId="AttributeTok" w:type="character">
     <w:name w:val="AttributeTok"/>
     <w:basedOn w:val="VerbatimChar"/>
     <w:rPr>
       <w:color w:val="7d9029"/>
     </w:rPr>
   </w:style>
-  <w:style w:type="character" w:customStyle="1" w:styleId="RegionMarkerTok">
+  <w:style w:customStyle="1" w:styleId="RegionMarkerTok" w:type="character">
     <w:name w:val="RegionMarkerTok"/>
     <w:basedOn w:val="VerbatimChar"/>
     <w:rPr/>
   </w:style>
-  <w:style w:type="character" w:customStyle="1" w:styleId="InformationTok">
+  <w:style w:customStyle="1" w:styleId="InformationTok" w:type="character">
     <w:name w:val="InformationTok"/>
     <w:basedOn w:val="VerbatimChar"/>
     <w:rPr>
@@ -2721,7 +3312,7 @@
       <w:color w:val="60a0b0"/>
     </w:rPr>
   </w:style>
-  <w:style w:type="character" w:customStyle="1" w:styleId="WarningTok">
+  <w:style w:customStyle="1" w:styleId="WarningTok" w:type="character">
     <w:name w:val="WarningTok"/>
     <w:basedOn w:val="VerbatimChar"/>
     <w:rPr>
@@ -2730,7 +3321,7 @@
       <w:color w:val="60a0b0"/>
     </w:rPr>
   </w:style>
-  <w:style w:type="character" w:customStyle="1" w:styleId="AlertTok">
+  <w:style w:customStyle="1" w:styleId="AlertTok" w:type="character">
     <w:name w:val="AlertTok"/>
     <w:basedOn w:val="VerbatimChar"/>
     <w:rPr>
@@ -2738,7 +3329,7 @@
       <w:color w:val="ff0000"/>
     </w:rPr>
   </w:style>
-  <w:style w:type="character" w:customStyle="1" w:styleId="ErrorTok">
+  <w:style w:customStyle="1" w:styleId="ErrorTok" w:type="character">
     <w:name w:val="ErrorTok"/>
     <w:basedOn w:val="VerbatimChar"/>
     <w:rPr>
@@ -2746,7 +3337,7 @@
       <w:color w:val="ff0000"/>
     </w:rPr>
   </w:style>
-  <w:style w:type="character" w:customStyle="1" w:styleId="NormalTok">
+  <w:style w:customStyle="1" w:styleId="NormalTok" w:type="character">
     <w:name w:val="NormalTok"/>
     <w:basedOn w:val="VerbatimChar"/>
     <w:rPr/>

--- a/claude/thesis_chapter/CHAPTER5_conclusions_FA.docx
+++ b/claude/thesis_chapter/CHAPTER5_conclusions_FA.docx
@@ -2051,6 +2051,206 @@
           <w:rtl/>
         </w:rPr>
         <w:t xml:space="preserve">دیگر پلاکت، استوانهٔ دوّار و اثرهای سه‌بعدی.</w:t>
+      </w:r>
+    </w:p>
+    <w:p>
+      <w:pPr>
+        <w:pStyle w:val="Compact"/>
+        <w:numPr>
+          <w:ilvl w:val="0"/>
+          <w:numId w:val="1004"/>
+        </w:numPr>
+        <w:bidi/>
+      </w:pPr>
+      <w:r>
+        <w:rPr>
+          <w:b/>
+          <w:bCs/>
+          <w:rtl/>
+        </w:rPr>
+        <w:t xml:space="preserve">صحت‌سنجیِ آزمایشگاهی:</w:t>
+      </w:r>
+      <w:r>
+        <w:rPr>
+          <w:rtl/>
+        </w:rPr>
+        <w:t xml:space="preserve"> </w:t>
+      </w:r>
+      <w:r>
+        <w:rPr>
+          <w:rtl/>
+        </w:rPr>
+        <w:t xml:space="preserve">ساختِ نمونه‌های فیزیکیِ استوانهٔ چندلایهٔ متخلخلِ</w:t>
+      </w:r>
+      <w:r>
+        <w:rPr>
+          <w:rtl/>
+        </w:rPr>
+        <w:t xml:space="preserve"> </w:t>
+      </w:r>
+      <w:r>
+        <w:rPr>
+          <w:rtl/>
+        </w:rPr>
+        <w:t xml:space="preserve">تقویت‌شده با گرافن و آزمونِ آن‌ها زیرِ شوکِ حرارتیِ واقعی (مثلاً منبعِ لیزری یا</w:t>
+      </w:r>
+      <w:r>
+        <w:rPr>
+          <w:rtl/>
+        </w:rPr>
+        <w:t xml:space="preserve"> </w:t>
+      </w:r>
+      <w:r>
+        <w:rPr>
+          <w:rtl/>
+        </w:rPr>
+        <w:t xml:space="preserve">القایی) برای اندازه‌گیریِ مستقیمِ فراجهشِ موجِ صوتِ دوم و صحت‌سنجیِ کمّیِ مدل؛</w:t>
+      </w:r>
+      <w:r>
+        <w:rPr>
+          <w:rtl/>
+        </w:rPr>
+        <w:t xml:space="preserve"> </w:t>
+      </w:r>
+      <w:r>
+        <w:rPr>
+          <w:rtl/>
+        </w:rPr>
+        <w:t xml:space="preserve">همچنین اندازه‌گیریِ آزمایشگاهیِ زمانِ تخفیفِ</w:t>
+      </w:r>
+      <w:r>
+        <w:rPr>
+          <w:rtl/>
+        </w:rPr>
+        <w:t xml:space="preserve"> </w:t>
+      </w:r>
+      <m:oMath>
+        <m:sSub>
+          <m:e>
+            <m:r>
+              <m:t>τ</m:t>
+            </m:r>
+          </m:e>
+          <m:sub>
+            <m:r>
+              <m:t>0</m:t>
+            </m:r>
+          </m:sub>
+        </m:sSub>
+      </m:oMath>
+      <w:r>
+        <w:rPr>
+          <w:rtl/>
+        </w:rPr>
+        <w:t xml:space="preserve"> </w:t>
+      </w:r>
+      <w:r>
+        <w:rPr>
+          <w:rtl/>
+        </w:rPr>
+        <w:t xml:space="preserve">برای این ترکیبِ مادیِ</w:t>
+      </w:r>
+      <w:r>
+        <w:rPr>
+          <w:rtl/>
+        </w:rPr>
+        <w:t xml:space="preserve"> </w:t>
+      </w:r>
+      <w:r>
+        <w:rPr>
+          <w:rtl/>
+        </w:rPr>
+        <w:t xml:space="preserve">خاص (با روشِ فلشِ لیزری یا DSC)، که هم‌اکنون تنها یک پارامترِ نظری است.</w:t>
+      </w:r>
+    </w:p>
+    <w:p>
+      <w:pPr>
+        <w:pStyle w:val="Compact"/>
+        <w:numPr>
+          <w:ilvl w:val="0"/>
+          <w:numId w:val="1004"/>
+        </w:numPr>
+        <w:bidi/>
+      </w:pPr>
+      <w:r>
+        <w:rPr>
+          <w:b/>
+          <w:bCs/>
+          <w:rtl/>
+        </w:rPr>
+        <w:t xml:space="preserve">راهنمای طراحیِ کاربردی:</w:t>
+      </w:r>
+      <w:r>
+        <w:rPr>
+          <w:rtl/>
+        </w:rPr>
+        <w:t xml:space="preserve"> </w:t>
+      </w:r>
+      <w:r>
+        <w:rPr>
+          <w:rtl/>
+        </w:rPr>
+        <w:t xml:space="preserve">تبدیلِ یافتهٔ طراحیِ این پژوهش (هم‌افزاییِ گرافنِ</w:t>
+      </w:r>
+      <w:r>
+        <w:rPr>
+          <w:rtl/>
+        </w:rPr>
+        <w:t xml:space="preserve"> </w:t>
+      </w:r>
+      <w:r>
+        <w:rPr>
+          <w:rtl/>
+        </w:rPr>
+        <w:t xml:space="preserve">V و تخلخلِ A) به یک نمودار یا جدولِ گزینشِ سادهٔ مهندسی برای طراحانِ لایه‌های</w:t>
+      </w:r>
+      <w:r>
+        <w:rPr>
+          <w:rtl/>
+        </w:rPr>
+        <w:t xml:space="preserve"> </w:t>
+      </w:r>
+      <w:r>
+        <w:rPr>
+          <w:rtl/>
+        </w:rPr>
+        <w:t xml:space="preserve">حفاظتِ حرارتی (مانندِ پوششِ داخلیِ رآکتورهای هسته‌ای، پنل‌های حفاظتِ حرارتیِ</w:t>
+      </w:r>
+      <w:r>
+        <w:rPr>
+          <w:rtl/>
+        </w:rPr>
+        <w:t xml:space="preserve"> </w:t>
+      </w:r>
+      <w:r>
+        <w:rPr>
+          <w:rtl/>
+        </w:rPr>
+        <w:t xml:space="preserve">وسایلِ ابرصوتی یا مبدل‌های حرارتیِ صنعتی)، بدونِ نیاز به اجرای کاملِ حل‌گر برای</w:t>
+      </w:r>
+      <w:r>
+        <w:rPr>
+          <w:rtl/>
+        </w:rPr>
+        <w:t xml:space="preserve"> </w:t>
+      </w:r>
+      <w:r>
+        <w:rPr>
+          <w:rtl/>
+        </w:rPr>
+        <w:t xml:space="preserve">هر مورد؛ و بررسیِ موردی روی هندسه‌های استانداردِ صنعتی (مانندِ استانداردهای</w:t>
+      </w:r>
+      <w:r>
+        <w:rPr>
+          <w:rtl/>
+        </w:rPr>
+        <w:t xml:space="preserve"> </w:t>
+      </w:r>
+      <w:r>
+        <w:rPr>
+          <w:rtl/>
+        </w:rPr>
+        <w:t xml:space="preserve">ASME) برای ارائهٔ اعدادِ مستقیماً قابلِ استفاده به‌جای تنها حالتِ مرجعِ بی‌بعد.</w:t>
       </w:r>
     </w:p>
     <w:bookmarkEnd w:id="13"/>
